--- a/05-content/articles/zarplatnye-nalogi/RAZM-statya-4-zarplatnye-nalogi.docx
+++ b/05-content/articles/zarplatnye-nalogi/RAZM-statya-4-zarplatnye-nalogi.docx
@@ -2456,230 +2456,6 @@
       </w:pPr>
       <w:r>
         <w:rPr>
-          <w:rFonts w:ascii="Times New Roman" w:cs="Times New Roman" w:eastAsia="Times New Roman" w:hAnsi="Times New Roman"/>
-          <w:b w:val="false"/>
-          <w:bCs w:val="false"/>
-          <w:color w:val="000000"/>
-          <w:sz w:val="20"/>
-          <w:szCs w:val="20"/>
-        </w:rPr>
-        <w:t xml:space="preserve">1. Проверьте право на пониженный тариф. Из всех перечисленных способов этот даёт самую крупную сумму. Нужно сверить основной ОКВЭД с перечнем Правительства и посчитать долю доходов: дотягивает ли она до 70%. Если основной вид деятельности в ЕГРЮЛ указан неточно или доля просела, льгота теряется за весь период — а это, как показал расчёт выше, около 35 000 ₽ в год на сотрудника.</w:t>
-      </w:r>
-    </w:p>
-    <w:p>
-      <w:pPr>
-        <w:spacing w:after="40"/>
-      </w:pPr>
-      <w:r>
-        <w:rPr>
-          <w:rFonts w:ascii="Times New Roman" w:cs="Times New Roman" w:eastAsia="Times New Roman" w:hAnsi="Times New Roman"/>
-          <w:b w:val="false"/>
-          <w:bCs w:val="false"/>
-          <w:color w:val="000000"/>
-          <w:sz w:val="20"/>
-          <w:szCs w:val="20"/>
-        </w:rPr>
-        <w:t xml:space="preserve"/>
-      </w:r>
-    </w:p>
-    <w:p>
-      <w:pPr>
-        <w:spacing w:after="60"/>
-      </w:pPr>
-      <w:r>
-        <w:rPr>
-          <w:rFonts w:ascii="Times New Roman" w:cs="Times New Roman" w:eastAsia="Times New Roman" w:hAnsi="Times New Roman"/>
-          <w:b w:val="false"/>
-          <w:bCs w:val="false"/>
-          <w:color w:val="000000"/>
-          <w:sz w:val="20"/>
-          <w:szCs w:val="20"/>
-        </w:rPr>
-        <w:t xml:space="preserve">2. Ученический договор — например, для стажирующихся сотрудников. Выплаты по нему облагаются только НДФЛ.</w:t>
-      </w:r>
-    </w:p>
-    <w:p>
-      <w:pPr>
-        <w:spacing w:after="40"/>
-      </w:pPr>
-      <w:r>
-        <w:rPr>
-          <w:rFonts w:ascii="Times New Roman" w:cs="Times New Roman" w:eastAsia="Times New Roman" w:hAnsi="Times New Roman"/>
-          <w:b w:val="false"/>
-          <w:bCs w:val="false"/>
-          <w:color w:val="000000"/>
-          <w:sz w:val="20"/>
-          <w:szCs w:val="20"/>
-        </w:rPr>
-        <w:t xml:space="preserve"/>
-      </w:r>
-    </w:p>
-    <w:p>
-      <w:pPr>
-        <w:spacing w:after="60"/>
-      </w:pPr>
-      <w:r>
-        <w:rPr>
-          <w:rFonts w:ascii="Times New Roman" w:cs="Times New Roman" w:eastAsia="Times New Roman" w:hAnsi="Times New Roman"/>
-          <w:b w:val="false"/>
-          <w:bCs w:val="false"/>
-          <w:color w:val="000000"/>
-          <w:sz w:val="20"/>
-          <w:szCs w:val="20"/>
-        </w:rPr>
-        <w:t xml:space="preserve">3. Компенсационные выплаты работникам за использование в работе личного имущества — телефона, компьютера, автомобиля. Размеры выплат не могут быть значительными, и их нужно грамотно оформить, но зато они не облагаются ни взносами, ни НДФЛ.</w:t>
-      </w:r>
-    </w:p>
-    <w:p>
-      <w:pPr>
-        <w:spacing w:after="40"/>
-      </w:pPr>
-      <w:r>
-        <w:rPr>
-          <w:rFonts w:ascii="Times New Roman" w:cs="Times New Roman" w:eastAsia="Times New Roman" w:hAnsi="Times New Roman"/>
-          <w:b w:val="false"/>
-          <w:bCs w:val="false"/>
-          <w:color w:val="000000"/>
-          <w:sz w:val="20"/>
-          <w:szCs w:val="20"/>
-        </w:rPr>
-        <w:t xml:space="preserve"/>
-      </w:r>
-    </w:p>
-    <w:p>
-      <w:pPr>
-        <w:spacing w:after="60"/>
-      </w:pPr>
-      <w:r>
-        <w:rPr>
-          <w:rFonts w:ascii="Times New Roman" w:cs="Times New Roman" w:eastAsia="Times New Roman" w:hAnsi="Times New Roman"/>
-          <w:b w:val="false"/>
-          <w:bCs w:val="false"/>
-          <w:color w:val="000000"/>
-          <w:sz w:val="20"/>
-          <w:szCs w:val="20"/>
-        </w:rPr>
-        <w:t xml:space="preserve">4. Вывод части функций на аутсорсинг — вместе с частью выплат и рисков по доначислению страховых взносов.</w:t>
-      </w:r>
-    </w:p>
-    <w:p>
-      <w:pPr>
-        <w:spacing w:after="40"/>
-      </w:pPr>
-      <w:r>
-        <w:rPr>
-          <w:rFonts w:ascii="Times New Roman" w:cs="Times New Roman" w:eastAsia="Times New Roman" w:hAnsi="Times New Roman"/>
-          <w:b w:val="false"/>
-          <w:bCs w:val="false"/>
-          <w:color w:val="000000"/>
-          <w:sz w:val="20"/>
-          <w:szCs w:val="20"/>
-        </w:rPr>
-        <w:t xml:space="preserve"/>
-      </w:r>
-    </w:p>
-    <w:p>
-      <w:pPr>
-        <w:spacing w:after="60"/>
-      </w:pPr>
-      <w:r>
-        <w:rPr>
-          <w:rFonts w:ascii="Times New Roman" w:cs="Times New Roman" w:eastAsia="Times New Roman" w:hAnsi="Times New Roman"/>
-          <w:b w:val="false"/>
-          <w:bCs w:val="false"/>
-          <w:color w:val="000000"/>
-          <w:sz w:val="20"/>
-          <w:szCs w:val="20"/>
-        </w:rPr>
-        <w:t xml:space="preserve">5. Автоматизация вместо найма. Дело здесь не в налогах, а в общих расходах на персонал, но считаются они в тех же деньгах. В нашей практике автоматизация управленческого учёта сократила на два дня в месяц работу финансиста, а отчёты стали приходить на десять дней быстрее. Там, где работа повторяется изо дня в день и её можно описать по шагам, автоматизация обходится дешевле, чем удержание сотрудника при безработице около 2%.</w:t>
-      </w:r>
-    </w:p>
-    <w:p>
-      <w:pPr>
-        <w:spacing w:after="40"/>
-      </w:pPr>
-      <w:r>
-        <w:rPr>
-          <w:rFonts w:ascii="Times New Roman" w:cs="Times New Roman" w:eastAsia="Times New Roman" w:hAnsi="Times New Roman"/>
-          <w:b w:val="false"/>
-          <w:bCs w:val="false"/>
-          <w:color w:val="000000"/>
-          <w:sz w:val="20"/>
-          <w:szCs w:val="20"/>
-        </w:rPr>
-        <w:t xml:space="preserve"/>
-      </w:r>
-    </w:p>
-    <w:p>
-      <w:pPr>
-        <w:spacing w:after="60"/>
-      </w:pPr>
-      <w:r>
-        <w:rPr>
-          <w:rFonts w:ascii="Times New Roman" w:cs="Times New Roman" w:eastAsia="Times New Roman" w:hAnsi="Times New Roman"/>
-          <w:b w:val="false"/>
-          <w:bCs w:val="false"/>
-          <w:color w:val="000000"/>
-          <w:sz w:val="20"/>
-          <w:szCs w:val="20"/>
-        </w:rPr>
-        <w:t xml:space="preserve">6. Пересмотр структуры выплат. Часть расходов на сотрудника можно перевести в формы, которые взносами не облагаются: компенсация обучения по программам профессиональной подготовки, добровольное медицинское страхование. Каждая форма требует точного оформления, иначе превращается в обычную выплату с доначислением.</w:t>
-      </w:r>
-    </w:p>
-    <w:p>
-      <w:pPr>
-        <w:spacing w:after="40"/>
-      </w:pPr>
-      <w:r>
-        <w:rPr>
-          <w:rFonts w:ascii="Times New Roman" w:cs="Times New Roman" w:eastAsia="Times New Roman" w:hAnsi="Times New Roman"/>
-          <w:b w:val="false"/>
-          <w:bCs w:val="false"/>
-          <w:color w:val="000000"/>
-          <w:sz w:val="20"/>
-          <w:szCs w:val="20"/>
-        </w:rPr>
-        <w:t xml:space="preserve"/>
-      </w:r>
-    </w:p>
-    <w:p>
-      <w:pPr>
-        <w:spacing w:after="60"/>
-      </w:pPr>
-      <w:r>
-        <w:rPr>
-          <w:rFonts w:ascii="Times New Roman" w:cs="Times New Roman" w:eastAsia="Times New Roman" w:hAnsi="Times New Roman"/>
-          <w:b w:val="false"/>
-          <w:bCs w:val="false"/>
-          <w:color w:val="000000"/>
-          <w:sz w:val="20"/>
-          <w:szCs w:val="20"/>
-        </w:rPr>
-        <w:t xml:space="preserve">И отдельно о том, что экономит не налоги, а деньги, — о снижении текучести. Замена сотрудника стоит дороже, чем повышение зарплаты действующему, а на рынке с безработицей около 2% поиск замены занимает месяцы.</w:t>
-      </w:r>
-    </w:p>
-    <w:p>
-      <w:pPr>
-        <w:spacing w:after="40"/>
-      </w:pPr>
-      <w:r>
-        <w:rPr>
-          <w:rFonts w:ascii="Times New Roman" w:cs="Times New Roman" w:eastAsia="Times New Roman" w:hAnsi="Times New Roman"/>
-          <w:b w:val="false"/>
-          <w:bCs w:val="false"/>
-          <w:color w:val="000000"/>
-          <w:sz w:val="20"/>
-          <w:szCs w:val="20"/>
-        </w:rPr>
-        <w:t xml:space="preserve"/>
-      </w:r>
-    </w:p>
-    <w:p>
-      <w:pPr>
-        <w:spacing w:after="60"/>
-      </w:pPr>
-      <w:r>
-        <w:rPr>
           <w:rFonts w:ascii="Consolas" w:cs="Consolas" w:eastAsia="Consolas" w:hAnsi="Consolas"/>
           <w:b/>
           <w:bCs/>
@@ -2687,151 +2463,135 @@
           <w:sz w:val="26"/>
           <w:szCs w:val="26"/>
         </w:rPr>
-        <w:t xml:space="preserve">[H2] Что изменится в 2027 году</w:t>
-      </w:r>
-    </w:p>
-    <w:p>
-      <w:pPr>
-        <w:spacing w:after="40"/>
-      </w:pPr>
-      <w:r>
-        <w:rPr>
-          <w:rFonts w:ascii="Times New Roman" w:cs="Times New Roman" w:eastAsia="Times New Roman" w:hAnsi="Times New Roman"/>
-          <w:b w:val="false"/>
-          <w:bCs w:val="false"/>
-          <w:color w:val="000000"/>
-          <w:sz w:val="20"/>
-          <w:szCs w:val="20"/>
-        </w:rPr>
-        <w:t xml:space="preserve"/>
-      </w:r>
-    </w:p>
-    <w:p>
-      <w:pPr>
-        <w:spacing w:after="60"/>
-      </w:pPr>
-      <w:r>
-        <w:rPr>
-          <w:rFonts w:ascii="Times New Roman" w:cs="Times New Roman" w:eastAsia="Times New Roman" w:hAnsi="Times New Roman"/>
-          <w:b w:val="false"/>
-          <w:bCs w:val="false"/>
-          <w:color w:val="000000"/>
-          <w:sz w:val="20"/>
-          <w:szCs w:val="20"/>
-        </w:rPr>
-        <w:t xml:space="preserve">Говорить о 2027 годе можно только по тем параметрам, которые уже приняты:</w:t>
-      </w:r>
-    </w:p>
-    <w:p>
-      <w:pPr>
-        <w:spacing w:after="40"/>
-      </w:pPr>
-      <w:r>
-        <w:rPr>
-          <w:rFonts w:ascii="Times New Roman" w:cs="Times New Roman" w:eastAsia="Times New Roman" w:hAnsi="Times New Roman"/>
-          <w:b w:val="false"/>
-          <w:bCs w:val="false"/>
-          <w:color w:val="000000"/>
-          <w:sz w:val="20"/>
-          <w:szCs w:val="20"/>
-        </w:rPr>
-        <w:t xml:space="preserve"/>
-      </w:r>
-    </w:p>
-    <w:p>
-      <w:pPr>
-        <w:spacing w:after="60"/>
-      </w:pPr>
-      <w:r>
-        <w:rPr>
-          <w:rFonts w:ascii="Consolas" w:cs="Consolas" w:eastAsia="Consolas" w:hAnsi="Consolas"/>
-          <w:b w:val="false"/>
-          <w:bCs w:val="false"/>
-          <w:color w:val="806000"/>
-          <w:sz w:val="20"/>
-          <w:szCs w:val="20"/>
-        </w:rPr>
-        <w:t xml:space="preserve">【СПИСОК: маркированный &lt;ul&gt;】</w:t>
-      </w:r>
-    </w:p>
-    <w:p>
-      <w:pPr>
-        <w:spacing w:after="60"/>
-      </w:pPr>
-      <w:r>
-        <w:rPr>
-          <w:rFonts w:ascii="Times New Roman" w:cs="Times New Roman" w:eastAsia="Times New Roman" w:hAnsi="Times New Roman"/>
-          <w:b w:val="false"/>
-          <w:bCs w:val="false"/>
-          <w:color w:val="000000"/>
-          <w:sz w:val="20"/>
-          <w:szCs w:val="20"/>
-        </w:rPr>
-        <w:t xml:space="preserve">• У социально ориентированных НКО и благотворительных организаций тариф меняется: в 2027–2036 годах — 15% в пределах предельной базы и 7,6% сверх неё, вместо прежних 7,6% и 0%.</w:t>
-      </w:r>
-    </w:p>
-    <w:p>
-      <w:pPr>
-        <w:spacing w:after="60"/>
-      </w:pPr>
-      <w:r>
-        <w:rPr>
-          <w:rFonts w:ascii="Times New Roman" w:cs="Times New Roman" w:eastAsia="Times New Roman" w:hAnsi="Times New Roman"/>
-          <w:b w:val="false"/>
-          <w:bCs w:val="false"/>
-          <w:color w:val="000000"/>
-          <w:sz w:val="20"/>
-          <w:szCs w:val="20"/>
-        </w:rPr>
-        <w:t xml:space="preserve">• Перечень приоритетных отраслей — годовой. Нынешний утверждён на 2026 год, и состав отраслей на 2027-й может отличаться. Это стоит заложить в планирование: льгота не закреплена за компанией навсегда.</w:t>
-      </w:r>
-    </w:p>
-    <w:p>
-      <w:pPr>
-        <w:spacing w:after="60"/>
-      </w:pPr>
-      <w:r>
-        <w:rPr>
-          <w:rFonts w:ascii="Times New Roman" w:cs="Times New Roman" w:eastAsia="Times New Roman" w:hAnsi="Times New Roman"/>
-          <w:b w:val="false"/>
-          <w:bCs w:val="false"/>
-          <w:color w:val="000000"/>
-          <w:sz w:val="20"/>
-          <w:szCs w:val="20"/>
-        </w:rPr>
-        <w:t xml:space="preserve">• Предельная база и МРОТ индексируются ежегодно. Рост МРОТ автоматически поднимает порог в 1,5 МРОТ, с которого начинается пониженный тариф, то есть увеличивает часть зарплаты, облагаемую по 30%.</w:t>
-      </w:r>
-    </w:p>
-    <w:p>
-      <w:pPr>
-        <w:spacing w:after="40"/>
-      </w:pPr>
-      <w:r>
-        <w:rPr>
-          <w:rFonts w:ascii="Times New Roman" w:cs="Times New Roman" w:eastAsia="Times New Roman" w:hAnsi="Times New Roman"/>
-          <w:b w:val="false"/>
-          <w:bCs w:val="false"/>
-          <w:color w:val="000000"/>
-          <w:sz w:val="20"/>
-          <w:szCs w:val="20"/>
-        </w:rPr>
-        <w:t xml:space="preserve"/>
-      </w:r>
-    </w:p>
-    <w:p>
-      <w:pPr>
-        <w:spacing w:after="60"/>
-      </w:pPr>
-      <w:r>
-        <w:rPr>
-          <w:rFonts w:ascii="Times New Roman" w:cs="Times New Roman" w:eastAsia="Times New Roman" w:hAnsi="Times New Roman"/>
-          <w:b w:val="false"/>
-          <w:bCs w:val="false"/>
-          <w:color w:val="000000"/>
-          <w:sz w:val="20"/>
-          <w:szCs w:val="20"/>
-        </w:rPr>
-        <w:t xml:space="preserve">Чего мы не знаем и предсказывать не будем: сохранится ли пониженный тариф в нынешнем виде и не сузится ли перечень отраслей дальше. Разумный подход — считать экономику найма по действующим ставкам и проверять право на льготу каждый год, а не исходить из того, что условия сохранятся.</w:t>
+        <w:t xml:space="preserve">[H3] Экономия страховых взносов: что реально работает</w:t>
+      </w:r>
+    </w:p>
+    <w:p>
+      <w:pPr>
+        <w:spacing w:after="40"/>
+      </w:pPr>
+      <w:r>
+        <w:rPr>
+          <w:rFonts w:ascii="Times New Roman" w:cs="Times New Roman" w:eastAsia="Times New Roman" w:hAnsi="Times New Roman"/>
+          <w:b w:val="false"/>
+          <w:bCs w:val="false"/>
+          <w:color w:val="000000"/>
+          <w:sz w:val="20"/>
+          <w:szCs w:val="20"/>
+        </w:rPr>
+        <w:t xml:space="preserve"/>
+      </w:r>
+    </w:p>
+    <w:p>
+      <w:pPr>
+        <w:spacing w:after="60"/>
+      </w:pPr>
+      <w:r>
+        <w:rPr>
+          <w:rFonts w:ascii="Times New Roman" w:cs="Times New Roman" w:eastAsia="Times New Roman" w:hAnsi="Times New Roman"/>
+          <w:b w:val="false"/>
+          <w:bCs w:val="false"/>
+          <w:color w:val="000000"/>
+          <w:sz w:val="20"/>
+          <w:szCs w:val="20"/>
+        </w:rPr>
+        <w:t xml:space="preserve">1. Проверьте право на пониженный тариф. Из всех перечисленных способов этот даёт самую крупную сумму. Нужно сверить основной ОКВЭД с перечнем Правительства и посчитать долю доходов: дотягивает ли она до 70%. Если основной вид деятельности в ЕГРЮЛ указан неточно или доля просела, льгота теряется за весь период — а это, как показал расчёт выше, около 35 000 ₽ в год на сотрудника.</w:t>
+      </w:r>
+    </w:p>
+    <w:p>
+      <w:pPr>
+        <w:spacing w:after="40"/>
+      </w:pPr>
+      <w:r>
+        <w:rPr>
+          <w:rFonts w:ascii="Times New Roman" w:cs="Times New Roman" w:eastAsia="Times New Roman" w:hAnsi="Times New Roman"/>
+          <w:b w:val="false"/>
+          <w:bCs w:val="false"/>
+          <w:color w:val="000000"/>
+          <w:sz w:val="20"/>
+          <w:szCs w:val="20"/>
+        </w:rPr>
+        <w:t xml:space="preserve"/>
+      </w:r>
+    </w:p>
+    <w:p>
+      <w:pPr>
+        <w:spacing w:after="60"/>
+      </w:pPr>
+      <w:r>
+        <w:rPr>
+          <w:rFonts w:ascii="Times New Roman" w:cs="Times New Roman" w:eastAsia="Times New Roman" w:hAnsi="Times New Roman"/>
+          <w:b w:val="false"/>
+          <w:bCs w:val="false"/>
+          <w:color w:val="000000"/>
+          <w:sz w:val="20"/>
+          <w:szCs w:val="20"/>
+        </w:rPr>
+        <w:t xml:space="preserve">2. Ученический договор — например, для стажирующихся сотрудников. Выплаты по нему облагаются только НДФЛ.</w:t>
+      </w:r>
+    </w:p>
+    <w:p>
+      <w:pPr>
+        <w:spacing w:after="40"/>
+      </w:pPr>
+      <w:r>
+        <w:rPr>
+          <w:rFonts w:ascii="Times New Roman" w:cs="Times New Roman" w:eastAsia="Times New Roman" w:hAnsi="Times New Roman"/>
+          <w:b w:val="false"/>
+          <w:bCs w:val="false"/>
+          <w:color w:val="000000"/>
+          <w:sz w:val="20"/>
+          <w:szCs w:val="20"/>
+        </w:rPr>
+        <w:t xml:space="preserve"/>
+      </w:r>
+    </w:p>
+    <w:p>
+      <w:pPr>
+        <w:spacing w:after="60"/>
+      </w:pPr>
+      <w:r>
+        <w:rPr>
+          <w:rFonts w:ascii="Times New Roman" w:cs="Times New Roman" w:eastAsia="Times New Roman" w:hAnsi="Times New Roman"/>
+          <w:b w:val="false"/>
+          <w:bCs w:val="false"/>
+          <w:color w:val="000000"/>
+          <w:sz w:val="20"/>
+          <w:szCs w:val="20"/>
+        </w:rPr>
+        <w:t xml:space="preserve">3. Компенсационные выплаты работникам за использование в работе личного имущества — телефона, компьютера, автомобиля. Размеры выплат не могут быть значительными, и их нужно грамотно оформить, но зато они не облагаются ни взносами, ни НДФЛ.</w:t>
+      </w:r>
+    </w:p>
+    <w:p>
+      <w:pPr>
+        <w:spacing w:after="40"/>
+      </w:pPr>
+      <w:r>
+        <w:rPr>
+          <w:rFonts w:ascii="Times New Roman" w:cs="Times New Roman" w:eastAsia="Times New Roman" w:hAnsi="Times New Roman"/>
+          <w:b w:val="false"/>
+          <w:bCs w:val="false"/>
+          <w:color w:val="000000"/>
+          <w:sz w:val="20"/>
+          <w:szCs w:val="20"/>
+        </w:rPr>
+        <w:t xml:space="preserve"/>
+      </w:r>
+    </w:p>
+    <w:p>
+      <w:pPr>
+        <w:spacing w:after="60"/>
+      </w:pPr>
+      <w:r>
+        <w:rPr>
+          <w:rFonts w:ascii="Times New Roman" w:cs="Times New Roman" w:eastAsia="Times New Roman" w:hAnsi="Times New Roman"/>
+          <w:b w:val="false"/>
+          <w:bCs w:val="false"/>
+          <w:color w:val="000000"/>
+          <w:sz w:val="20"/>
+          <w:szCs w:val="20"/>
+        </w:rPr>
+        <w:t xml:space="preserve">4. Вывод части функций на аутсорсинг — вместе с частью выплат и рисков по доначислению страховых взносов.</w:t>
       </w:r>
     </w:p>
     <w:p>
@@ -2863,87 +2623,103 @@
           <w:sz w:val="26"/>
           <w:szCs w:val="26"/>
         </w:rPr>
-        <w:t xml:space="preserve">[H2] Читать ещё</w:t>
-      </w:r>
-    </w:p>
-    <w:p>
-      <w:pPr>
-        <w:spacing w:after="40"/>
-      </w:pPr>
-      <w:r>
-        <w:rPr>
-          <w:rFonts w:ascii="Times New Roman" w:cs="Times New Roman" w:eastAsia="Times New Roman" w:hAnsi="Times New Roman"/>
-          <w:b w:val="false"/>
-          <w:bCs w:val="false"/>
-          <w:color w:val="000000"/>
-          <w:sz w:val="20"/>
-          <w:szCs w:val="20"/>
-        </w:rPr>
-        <w:t xml:space="preserve"/>
-      </w:r>
-    </w:p>
-    <w:p>
-      <w:pPr>
-        <w:spacing w:after="60"/>
-      </w:pPr>
-      <w:r>
-        <w:rPr>
-          <w:rFonts w:ascii="Consolas" w:cs="Consolas" w:eastAsia="Consolas" w:hAnsi="Consolas"/>
-          <w:b w:val="false"/>
-          <w:bCs w:val="false"/>
-          <w:color w:val="806000"/>
-          <w:sz w:val="20"/>
-          <w:szCs w:val="20"/>
-        </w:rPr>
-        <w:t xml:space="preserve">【СПИСОК: маркированный &lt;ul&gt;】</w:t>
-      </w:r>
-    </w:p>
-    <w:p>
-      <w:pPr>
-        <w:spacing w:after="60"/>
-      </w:pPr>
-      <w:r>
-        <w:rPr>
-          <w:rFonts w:ascii="Times New Roman" w:cs="Times New Roman" w:eastAsia="Times New Roman" w:hAnsi="Times New Roman"/>
-          <w:b w:val="false"/>
-          <w:bCs w:val="false"/>
-          <w:color w:val="000000"/>
-          <w:sz w:val="20"/>
-          <w:szCs w:val="20"/>
-        </w:rPr>
-        <w:t xml:space="preserve">• Налоговая нагрузка — как ФНС сравнивает вашу нагрузку со среднеотраслевой и что делать, если она ниже.</w:t>
-      </w:r>
-    </w:p>
-    <w:p>
-      <w:pPr>
-        <w:spacing w:after="60"/>
-      </w:pPr>
-      <w:r>
-        <w:rPr>
-          <w:rFonts w:ascii="Times New Roman" w:cs="Times New Roman" w:eastAsia="Times New Roman" w:hAnsi="Times New Roman"/>
-          <w:b w:val="false"/>
-          <w:bCs w:val="false"/>
-          <w:color w:val="000000"/>
-          <w:sz w:val="20"/>
-          <w:szCs w:val="20"/>
-        </w:rPr>
-        <w:t xml:space="preserve">• Как сделать, чтобы отношения с самозанятыми не признали трудовыми — подробный разбор признаков переквалификации.</w:t>
-      </w:r>
-    </w:p>
-    <w:p>
-      <w:pPr>
-        <w:spacing w:after="60"/>
-      </w:pPr>
-      <w:r>
-        <w:rPr>
-          <w:rFonts w:ascii="Times New Roman" w:cs="Times New Roman" w:eastAsia="Times New Roman" w:hAnsi="Times New Roman"/>
-          <w:b w:val="false"/>
-          <w:bCs w:val="false"/>
-          <w:color w:val="000000"/>
-          <w:sz w:val="20"/>
-          <w:szCs w:val="20"/>
-        </w:rPr>
-        <w:t xml:space="preserve">• Главбух просит повысить зарплату — как оценить обоснованность повышения.</w:t>
+        <w:t xml:space="preserve">[H3] Как снизить не только налоги, но и общие расходы на персонал</w:t>
+      </w:r>
+    </w:p>
+    <w:p>
+      <w:pPr>
+        <w:spacing w:after="40"/>
+      </w:pPr>
+      <w:r>
+        <w:rPr>
+          <w:rFonts w:ascii="Times New Roman" w:cs="Times New Roman" w:eastAsia="Times New Roman" w:hAnsi="Times New Roman"/>
+          <w:b w:val="false"/>
+          <w:bCs w:val="false"/>
+          <w:color w:val="000000"/>
+          <w:sz w:val="20"/>
+          <w:szCs w:val="20"/>
+        </w:rPr>
+        <w:t xml:space="preserve"/>
+      </w:r>
+    </w:p>
+    <w:p>
+      <w:pPr>
+        <w:spacing w:after="60"/>
+      </w:pPr>
+      <w:r>
+        <w:rPr>
+          <w:rFonts w:ascii="Times New Roman" w:cs="Times New Roman" w:eastAsia="Times New Roman" w:hAnsi="Times New Roman"/>
+          <w:b w:val="false"/>
+          <w:bCs w:val="false"/>
+          <w:color w:val="000000"/>
+          <w:sz w:val="20"/>
+          <w:szCs w:val="20"/>
+        </w:rPr>
+        <w:t xml:space="preserve">5. Автоматизация вместо найма. Дело здесь не в налогах, а в общих расходах на персонал, но считаются они в тех же деньгах. В нашей практике автоматизация управленческого учёта сократила на два дня в месяц работу финансиста, а отчёты стали приходить на десять дней быстрее. Там, где работа повторяется изо дня в день и её можно описать по шагам, автоматизация обходится дешевле, чем удержание сотрудника при безработице около 2%.</w:t>
+      </w:r>
+    </w:p>
+    <w:p>
+      <w:pPr>
+        <w:spacing w:after="40"/>
+      </w:pPr>
+      <w:r>
+        <w:rPr>
+          <w:rFonts w:ascii="Times New Roman" w:cs="Times New Roman" w:eastAsia="Times New Roman" w:hAnsi="Times New Roman"/>
+          <w:b w:val="false"/>
+          <w:bCs w:val="false"/>
+          <w:color w:val="000000"/>
+          <w:sz w:val="20"/>
+          <w:szCs w:val="20"/>
+        </w:rPr>
+        <w:t xml:space="preserve"/>
+      </w:r>
+    </w:p>
+    <w:p>
+      <w:pPr>
+        <w:spacing w:after="60"/>
+      </w:pPr>
+      <w:r>
+        <w:rPr>
+          <w:rFonts w:ascii="Times New Roman" w:cs="Times New Roman" w:eastAsia="Times New Roman" w:hAnsi="Times New Roman"/>
+          <w:b w:val="false"/>
+          <w:bCs w:val="false"/>
+          <w:color w:val="000000"/>
+          <w:sz w:val="20"/>
+          <w:szCs w:val="20"/>
+        </w:rPr>
+        <w:t xml:space="preserve">6. Пересмотр структуры выплат. Часть расходов на сотрудника можно перевести в формы, которые взносами не облагаются: компенсация обучения по программам профессиональной подготовки, добровольное медицинское страхование. Каждая форма требует точного оформления, иначе превращается в обычную выплату с доначислением.</w:t>
+      </w:r>
+    </w:p>
+    <w:p>
+      <w:pPr>
+        <w:spacing w:after="40"/>
+      </w:pPr>
+      <w:r>
+        <w:rPr>
+          <w:rFonts w:ascii="Times New Roman" w:cs="Times New Roman" w:eastAsia="Times New Roman" w:hAnsi="Times New Roman"/>
+          <w:b w:val="false"/>
+          <w:bCs w:val="false"/>
+          <w:color w:val="000000"/>
+          <w:sz w:val="20"/>
+          <w:szCs w:val="20"/>
+        </w:rPr>
+        <w:t xml:space="preserve"/>
+      </w:r>
+    </w:p>
+    <w:p>
+      <w:pPr>
+        <w:spacing w:after="60"/>
+      </w:pPr>
+      <w:r>
+        <w:rPr>
+          <w:rFonts w:ascii="Times New Roman" w:cs="Times New Roman" w:eastAsia="Times New Roman" w:hAnsi="Times New Roman"/>
+          <w:b w:val="false"/>
+          <w:bCs w:val="false"/>
+          <w:color w:val="000000"/>
+          <w:sz w:val="20"/>
+          <w:szCs w:val="20"/>
+        </w:rPr>
+        <w:t xml:space="preserve">И отдельно о том, что экономит не налоги, а деньги, — о снижении текучести. Замена сотрудника стоит дороже, чем повышение зарплаты действующему, а на рынке с безработицей около 2% поиск замены занимает месяцы.</w:t>
       </w:r>
     </w:p>
     <w:p>
@@ -2975,23 +2751,151 @@
           <w:sz w:val="26"/>
           <w:szCs w:val="26"/>
         </w:rPr>
-        <w:t xml:space="preserve">[H2] Вопрос-ответ</w:t>
-      </w:r>
-    </w:p>
-    <w:p>
-      <w:pPr>
-        <w:spacing w:after="60"/>
-      </w:pPr>
-      <w:r>
-        <w:rPr>
-          <w:rFonts w:ascii="Consolas" w:cs="Consolas" w:eastAsia="Consolas" w:hAnsi="Consolas"/>
-          <w:b w:val="false"/>
-          <w:bCs w:val="false"/>
-          <w:color w:val="806000"/>
-          <w:sz w:val="20"/>
-          <w:szCs w:val="20"/>
-        </w:rPr>
-        <w:t xml:space="preserve">【FAQ: вывести с микроразметкой FAQPage】</w:t>
+        <w:t xml:space="preserve">[H2] Что изменится в 2027 году</w:t>
+      </w:r>
+    </w:p>
+    <w:p>
+      <w:pPr>
+        <w:spacing w:after="40"/>
+      </w:pPr>
+      <w:r>
+        <w:rPr>
+          <w:rFonts w:ascii="Times New Roman" w:cs="Times New Roman" w:eastAsia="Times New Roman" w:hAnsi="Times New Roman"/>
+          <w:b w:val="false"/>
+          <w:bCs w:val="false"/>
+          <w:color w:val="000000"/>
+          <w:sz w:val="20"/>
+          <w:szCs w:val="20"/>
+        </w:rPr>
+        <w:t xml:space="preserve"/>
+      </w:r>
+    </w:p>
+    <w:p>
+      <w:pPr>
+        <w:spacing w:after="60"/>
+      </w:pPr>
+      <w:r>
+        <w:rPr>
+          <w:rFonts w:ascii="Times New Roman" w:cs="Times New Roman" w:eastAsia="Times New Roman" w:hAnsi="Times New Roman"/>
+          <w:b w:val="false"/>
+          <w:bCs w:val="false"/>
+          <w:color w:val="000000"/>
+          <w:sz w:val="20"/>
+          <w:szCs w:val="20"/>
+        </w:rPr>
+        <w:t xml:space="preserve">Говорить о 2027 годе можно только по тем параметрам, которые уже приняты:</w:t>
+      </w:r>
+    </w:p>
+    <w:p>
+      <w:pPr>
+        <w:spacing w:after="40"/>
+      </w:pPr>
+      <w:r>
+        <w:rPr>
+          <w:rFonts w:ascii="Times New Roman" w:cs="Times New Roman" w:eastAsia="Times New Roman" w:hAnsi="Times New Roman"/>
+          <w:b w:val="false"/>
+          <w:bCs w:val="false"/>
+          <w:color w:val="000000"/>
+          <w:sz w:val="20"/>
+          <w:szCs w:val="20"/>
+        </w:rPr>
+        <w:t xml:space="preserve"/>
+      </w:r>
+    </w:p>
+    <w:p>
+      <w:pPr>
+        <w:spacing w:after="60"/>
+      </w:pPr>
+      <w:r>
+        <w:rPr>
+          <w:rFonts w:ascii="Consolas" w:cs="Consolas" w:eastAsia="Consolas" w:hAnsi="Consolas"/>
+          <w:b w:val="false"/>
+          <w:bCs w:val="false"/>
+          <w:color w:val="806000"/>
+          <w:sz w:val="20"/>
+          <w:szCs w:val="20"/>
+        </w:rPr>
+        <w:t xml:space="preserve">【СПИСОК: маркированный &lt;ul&gt;】</w:t>
+      </w:r>
+    </w:p>
+    <w:p>
+      <w:pPr>
+        <w:spacing w:after="60"/>
+      </w:pPr>
+      <w:r>
+        <w:rPr>
+          <w:rFonts w:ascii="Times New Roman" w:cs="Times New Roman" w:eastAsia="Times New Roman" w:hAnsi="Times New Roman"/>
+          <w:b w:val="false"/>
+          <w:bCs w:val="false"/>
+          <w:color w:val="000000"/>
+          <w:sz w:val="20"/>
+          <w:szCs w:val="20"/>
+        </w:rPr>
+        <w:t xml:space="preserve">• У социально ориентированных НКО и благотворительных организаций тариф меняется: в 2027–2036 годах — 15% в пределах предельной базы и 7,6% сверх неё, вместо прежних 7,6% и 0%.</w:t>
+      </w:r>
+    </w:p>
+    <w:p>
+      <w:pPr>
+        <w:spacing w:after="60"/>
+      </w:pPr>
+      <w:r>
+        <w:rPr>
+          <w:rFonts w:ascii="Times New Roman" w:cs="Times New Roman" w:eastAsia="Times New Roman" w:hAnsi="Times New Roman"/>
+          <w:b w:val="false"/>
+          <w:bCs w:val="false"/>
+          <w:color w:val="000000"/>
+          <w:sz w:val="20"/>
+          <w:szCs w:val="20"/>
+        </w:rPr>
+        <w:t xml:space="preserve">• Перечень приоритетных отраслей — годовой. Нынешний утверждён на 2026 год, и состав отраслей на 2027-й может отличаться. Это стоит заложить в планирование: льгота не закреплена за компанией навсегда.</w:t>
+      </w:r>
+    </w:p>
+    <w:p>
+      <w:pPr>
+        <w:spacing w:after="60"/>
+      </w:pPr>
+      <w:r>
+        <w:rPr>
+          <w:rFonts w:ascii="Times New Roman" w:cs="Times New Roman" w:eastAsia="Times New Roman" w:hAnsi="Times New Roman"/>
+          <w:b w:val="false"/>
+          <w:bCs w:val="false"/>
+          <w:color w:val="000000"/>
+          <w:sz w:val="20"/>
+          <w:szCs w:val="20"/>
+        </w:rPr>
+        <w:t xml:space="preserve">• Предельная база и МРОТ индексируются ежегодно. Рост МРОТ автоматически поднимает порог в 1,5 МРОТ, с которого начинается пониженный тариф, то есть увеличивает часть зарплаты, облагаемую по 30%.</w:t>
+      </w:r>
+    </w:p>
+    <w:p>
+      <w:pPr>
+        <w:spacing w:after="40"/>
+      </w:pPr>
+      <w:r>
+        <w:rPr>
+          <w:rFonts w:ascii="Times New Roman" w:cs="Times New Roman" w:eastAsia="Times New Roman" w:hAnsi="Times New Roman"/>
+          <w:b w:val="false"/>
+          <w:bCs w:val="false"/>
+          <w:color w:val="000000"/>
+          <w:sz w:val="20"/>
+          <w:szCs w:val="20"/>
+        </w:rPr>
+        <w:t xml:space="preserve"/>
+      </w:r>
+    </w:p>
+    <w:p>
+      <w:pPr>
+        <w:spacing w:after="60"/>
+      </w:pPr>
+      <w:r>
+        <w:rPr>
+          <w:rFonts w:ascii="Times New Roman" w:cs="Times New Roman" w:eastAsia="Times New Roman" w:hAnsi="Times New Roman"/>
+          <w:b w:val="false"/>
+          <w:bCs w:val="false"/>
+          <w:color w:val="000000"/>
+          <w:sz w:val="20"/>
+          <w:szCs w:val="20"/>
+        </w:rPr>
+        <w:t xml:space="preserve">Чего мы не знаем и предсказывать не будем: сохранится ли пониженный тариф в нынешнем виде и не сузится ли перечень отраслей дальше. Разумный подход — считать экономику найма по действующим ставкам и проверять право на льготу каждый год, а не исходить из того, что условия сохранятся.</w:t>
       </w:r>
     </w:p>
     <w:p>
@@ -3023,39 +2927,87 @@
           <w:sz w:val="26"/>
           <w:szCs w:val="26"/>
         </w:rPr>
-        <w:t xml:space="preserve">[H3] Мы в реестре МСП. Значит ли это, что у нас тариф 15%?</w:t>
-      </w:r>
-    </w:p>
-    <w:p>
-      <w:pPr>
-        <w:spacing w:after="40"/>
-      </w:pPr>
-      <w:r>
-        <w:rPr>
-          <w:rFonts w:ascii="Times New Roman" w:cs="Times New Roman" w:eastAsia="Times New Roman" w:hAnsi="Times New Roman"/>
-          <w:b w:val="false"/>
-          <w:bCs w:val="false"/>
-          <w:color w:val="000000"/>
-          <w:sz w:val="20"/>
-          <w:szCs w:val="20"/>
-        </w:rPr>
-        <w:t xml:space="preserve"/>
-      </w:r>
-    </w:p>
-    <w:p>
-      <w:pPr>
-        <w:spacing w:after="60"/>
-      </w:pPr>
-      <w:r>
-        <w:rPr>
-          <w:rFonts w:ascii="Times New Roman" w:cs="Times New Roman" w:eastAsia="Times New Roman" w:hAnsi="Times New Roman"/>
-          <w:b w:val="false"/>
-          <w:bCs w:val="false"/>
-          <w:color w:val="000000"/>
-          <w:sz w:val="20"/>
-          <w:szCs w:val="20"/>
-        </w:rPr>
-        <w:t xml:space="preserve">Нет, с 2026 года уже не значит. Нужно, чтобы основной вид деятельности входил в перечень Правительства и был указан в ЕГРЮЛ, а доля доходов от таких видов деятельности составляла не менее 70%.</w:t>
+        <w:t xml:space="preserve">[H2] Читать ещё</w:t>
+      </w:r>
+    </w:p>
+    <w:p>
+      <w:pPr>
+        <w:spacing w:after="40"/>
+      </w:pPr>
+      <w:r>
+        <w:rPr>
+          <w:rFonts w:ascii="Times New Roman" w:cs="Times New Roman" w:eastAsia="Times New Roman" w:hAnsi="Times New Roman"/>
+          <w:b w:val="false"/>
+          <w:bCs w:val="false"/>
+          <w:color w:val="000000"/>
+          <w:sz w:val="20"/>
+          <w:szCs w:val="20"/>
+        </w:rPr>
+        <w:t xml:space="preserve"/>
+      </w:r>
+    </w:p>
+    <w:p>
+      <w:pPr>
+        <w:spacing w:after="60"/>
+      </w:pPr>
+      <w:r>
+        <w:rPr>
+          <w:rFonts w:ascii="Consolas" w:cs="Consolas" w:eastAsia="Consolas" w:hAnsi="Consolas"/>
+          <w:b w:val="false"/>
+          <w:bCs w:val="false"/>
+          <w:color w:val="806000"/>
+          <w:sz w:val="20"/>
+          <w:szCs w:val="20"/>
+        </w:rPr>
+        <w:t xml:space="preserve">【СПИСОК: маркированный &lt;ul&gt;】</w:t>
+      </w:r>
+    </w:p>
+    <w:p>
+      <w:pPr>
+        <w:spacing w:after="60"/>
+      </w:pPr>
+      <w:r>
+        <w:rPr>
+          <w:rFonts w:ascii="Times New Roman" w:cs="Times New Roman" w:eastAsia="Times New Roman" w:hAnsi="Times New Roman"/>
+          <w:b w:val="false"/>
+          <w:bCs w:val="false"/>
+          <w:color w:val="000000"/>
+          <w:sz w:val="20"/>
+          <w:szCs w:val="20"/>
+        </w:rPr>
+        <w:t xml:space="preserve">• Налоговая нагрузка — как ФНС сравнивает вашу нагрузку со среднеотраслевой и что делать, если она ниже.</w:t>
+      </w:r>
+    </w:p>
+    <w:p>
+      <w:pPr>
+        <w:spacing w:after="60"/>
+      </w:pPr>
+      <w:r>
+        <w:rPr>
+          <w:rFonts w:ascii="Times New Roman" w:cs="Times New Roman" w:eastAsia="Times New Roman" w:hAnsi="Times New Roman"/>
+          <w:b w:val="false"/>
+          <w:bCs w:val="false"/>
+          <w:color w:val="000000"/>
+          <w:sz w:val="20"/>
+          <w:szCs w:val="20"/>
+        </w:rPr>
+        <w:t xml:space="preserve">• Как сделать, чтобы отношения с самозанятыми не признали трудовыми — подробный разбор признаков переквалификации.</w:t>
+      </w:r>
+    </w:p>
+    <w:p>
+      <w:pPr>
+        <w:spacing w:after="60"/>
+      </w:pPr>
+      <w:r>
+        <w:rPr>
+          <w:rFonts w:ascii="Times New Roman" w:cs="Times New Roman" w:eastAsia="Times New Roman" w:hAnsi="Times New Roman"/>
+          <w:b w:val="false"/>
+          <w:bCs w:val="false"/>
+          <w:color w:val="000000"/>
+          <w:sz w:val="20"/>
+          <w:szCs w:val="20"/>
+        </w:rPr>
+        <w:t xml:space="preserve">• Главбух просит повысить зарплату — как оценить обоснованность повышения.</w:t>
       </w:r>
     </w:p>
     <w:p>
@@ -3087,39 +3039,23 @@
           <w:sz w:val="26"/>
           <w:szCs w:val="26"/>
         </w:rPr>
-        <w:t xml:space="preserve">[H3] С какой суммы начинается пониженный тариф?</w:t>
-      </w:r>
-    </w:p>
-    <w:p>
-      <w:pPr>
-        <w:spacing w:after="40"/>
-      </w:pPr>
-      <w:r>
-        <w:rPr>
-          <w:rFonts w:ascii="Times New Roman" w:cs="Times New Roman" w:eastAsia="Times New Roman" w:hAnsi="Times New Roman"/>
-          <w:b w:val="false"/>
-          <w:bCs w:val="false"/>
-          <w:color w:val="000000"/>
-          <w:sz w:val="20"/>
-          <w:szCs w:val="20"/>
-        </w:rPr>
-        <w:t xml:space="preserve"/>
-      </w:r>
-    </w:p>
-    <w:p>
-      <w:pPr>
-        <w:spacing w:after="60"/>
-      </w:pPr>
-      <w:r>
-        <w:rPr>
-          <w:rFonts w:ascii="Times New Roman" w:cs="Times New Roman" w:eastAsia="Times New Roman" w:hAnsi="Times New Roman"/>
-          <w:b w:val="false"/>
-          <w:bCs w:val="false"/>
-          <w:color w:val="000000"/>
-          <w:sz w:val="20"/>
-          <w:szCs w:val="20"/>
-        </w:rPr>
-        <w:t xml:space="preserve">С выплат сверх полуторакратного МРОТ в месяц. При МРОТ 27 093 ₽ это 40 639,50 ₽: всё, что ниже, облагается по 30%.</w:t>
+        <w:t xml:space="preserve">[H2] Вопрос-ответ</w:t>
+      </w:r>
+    </w:p>
+    <w:p>
+      <w:pPr>
+        <w:spacing w:after="60"/>
+      </w:pPr>
+      <w:r>
+        <w:rPr>
+          <w:rFonts w:ascii="Consolas" w:cs="Consolas" w:eastAsia="Consolas" w:hAnsi="Consolas"/>
+          <w:b w:val="false"/>
+          <w:bCs w:val="false"/>
+          <w:color w:val="806000"/>
+          <w:sz w:val="20"/>
+          <w:szCs w:val="20"/>
+        </w:rPr>
+        <w:t xml:space="preserve">【FAQ: вывести с микроразметкой FAQPage】</w:t>
       </w:r>
     </w:p>
     <w:p>
@@ -3151,39 +3087,39 @@
           <w:sz w:val="26"/>
           <w:szCs w:val="26"/>
         </w:rPr>
-        <w:t xml:space="preserve">[H3] Можно ли платить сотруднику как самозанятому и экономить взносы?</w:t>
-      </w:r>
-    </w:p>
-    <w:p>
-      <w:pPr>
-        <w:spacing w:after="40"/>
-      </w:pPr>
-      <w:r>
-        <w:rPr>
-          <w:rFonts w:ascii="Times New Roman" w:cs="Times New Roman" w:eastAsia="Times New Roman" w:hAnsi="Times New Roman"/>
-          <w:b w:val="false"/>
-          <w:bCs w:val="false"/>
-          <w:color w:val="000000"/>
-          <w:sz w:val="20"/>
-          <w:szCs w:val="20"/>
-        </w:rPr>
-        <w:t xml:space="preserve"/>
-      </w:r>
-    </w:p>
-    <w:p>
-      <w:pPr>
-        <w:spacing w:after="60"/>
-      </w:pPr>
-      <w:r>
-        <w:rPr>
-          <w:rFonts w:ascii="Times New Roman" w:cs="Times New Roman" w:eastAsia="Times New Roman" w:hAnsi="Times New Roman"/>
-          <w:b w:val="false"/>
-          <w:bCs w:val="false"/>
-          <w:color w:val="000000"/>
-          <w:sz w:val="20"/>
-          <w:szCs w:val="20"/>
-        </w:rPr>
-        <w:t xml:space="preserve">Нет, если отношения фактически трудовые. Инспекция переквалифицирует их и доначислит НДФЛ и взносы за весь период с пенями и штрафом. Работа с самозанятыми допустима, когда она настоящая: проектные задачи, результат, несколько заказчиков.</w:t>
+        <w:t xml:space="preserve">[H3] Мы в реестре МСП. Значит ли это, что у нас тариф 15%?</w:t>
+      </w:r>
+    </w:p>
+    <w:p>
+      <w:pPr>
+        <w:spacing w:after="40"/>
+      </w:pPr>
+      <w:r>
+        <w:rPr>
+          <w:rFonts w:ascii="Times New Roman" w:cs="Times New Roman" w:eastAsia="Times New Roman" w:hAnsi="Times New Roman"/>
+          <w:b w:val="false"/>
+          <w:bCs w:val="false"/>
+          <w:color w:val="000000"/>
+          <w:sz w:val="20"/>
+          <w:szCs w:val="20"/>
+        </w:rPr>
+        <w:t xml:space="preserve"/>
+      </w:r>
+    </w:p>
+    <w:p>
+      <w:pPr>
+        <w:spacing w:after="60"/>
+      </w:pPr>
+      <w:r>
+        <w:rPr>
+          <w:rFonts w:ascii="Times New Roman" w:cs="Times New Roman" w:eastAsia="Times New Roman" w:hAnsi="Times New Roman"/>
+          <w:b w:val="false"/>
+          <w:bCs w:val="false"/>
+          <w:color w:val="000000"/>
+          <w:sz w:val="20"/>
+          <w:szCs w:val="20"/>
+        </w:rPr>
+        <w:t xml:space="preserve">Нет, с 2026 года уже не значит. Нужно, чтобы основной вид деятельности входил в перечень Правительства и был указан в ЕГРЮЛ, а доля доходов от таких видов деятельности составляла не менее 70%.</w:t>
       </w:r>
     </w:p>
     <w:p>
@@ -3215,39 +3151,39 @@
           <w:sz w:val="26"/>
           <w:szCs w:val="26"/>
         </w:rPr>
-        <w:t xml:space="preserve">[H3] Что будет, если льгота по взносам потеряна в середине года?</w:t>
-      </w:r>
-    </w:p>
-    <w:p>
-      <w:pPr>
-        <w:spacing w:after="40"/>
-      </w:pPr>
-      <w:r>
-        <w:rPr>
-          <w:rFonts w:ascii="Times New Roman" w:cs="Times New Roman" w:eastAsia="Times New Roman" w:hAnsi="Times New Roman"/>
-          <w:b w:val="false"/>
-          <w:bCs w:val="false"/>
-          <w:color w:val="000000"/>
-          <w:sz w:val="20"/>
-          <w:szCs w:val="20"/>
-        </w:rPr>
-        <w:t xml:space="preserve"/>
-      </w:r>
-    </w:p>
-    <w:p>
-      <w:pPr>
-        <w:spacing w:after="60"/>
-      </w:pPr>
-      <w:r>
-        <w:rPr>
-          <w:rFonts w:ascii="Times New Roman" w:cs="Times New Roman" w:eastAsia="Times New Roman" w:hAnsi="Times New Roman"/>
-          <w:b w:val="false"/>
-          <w:bCs w:val="false"/>
-          <w:color w:val="000000"/>
-          <w:sz w:val="20"/>
-          <w:szCs w:val="20"/>
-        </w:rPr>
-        <w:t xml:space="preserve">Право утрачивается с начала расчётного периода, в котором допущено несоответствие, и взносы пересчитываются по общим тарифам за весь этот период.</w:t>
+        <w:t xml:space="preserve">[H3] С какой суммы начинается пониженный тариф?</w:t>
+      </w:r>
+    </w:p>
+    <w:p>
+      <w:pPr>
+        <w:spacing w:after="40"/>
+      </w:pPr>
+      <w:r>
+        <w:rPr>
+          <w:rFonts w:ascii="Times New Roman" w:cs="Times New Roman" w:eastAsia="Times New Roman" w:hAnsi="Times New Roman"/>
+          <w:b w:val="false"/>
+          <w:bCs w:val="false"/>
+          <w:color w:val="000000"/>
+          <w:sz w:val="20"/>
+          <w:szCs w:val="20"/>
+        </w:rPr>
+        <w:t xml:space="preserve"/>
+      </w:r>
+    </w:p>
+    <w:p>
+      <w:pPr>
+        <w:spacing w:after="60"/>
+      </w:pPr>
+      <w:r>
+        <w:rPr>
+          <w:rFonts w:ascii="Times New Roman" w:cs="Times New Roman" w:eastAsia="Times New Roman" w:hAnsi="Times New Roman"/>
+          <w:b w:val="false"/>
+          <w:bCs w:val="false"/>
+          <w:color w:val="000000"/>
+          <w:sz w:val="20"/>
+          <w:szCs w:val="20"/>
+        </w:rPr>
+        <w:t xml:space="preserve">С выплат сверх полуторакратного МРОТ в месяц. При МРОТ 27 093 ₽ это 40 639,50 ₽: всё, что ниже, облагается по 30%.</w:t>
       </w:r>
     </w:p>
     <w:p>
@@ -3279,39 +3215,39 @@
           <w:sz w:val="26"/>
           <w:szCs w:val="26"/>
         </w:rPr>
-        <w:t xml:space="preserve">[H3] Как снизить расходы на персонал, если на налогах экономить почти нечем?</w:t>
-      </w:r>
-    </w:p>
-    <w:p>
-      <w:pPr>
-        <w:spacing w:after="40"/>
-      </w:pPr>
-      <w:r>
-        <w:rPr>
-          <w:rFonts w:ascii="Times New Roman" w:cs="Times New Roman" w:eastAsia="Times New Roman" w:hAnsi="Times New Roman"/>
-          <w:b w:val="false"/>
-          <w:bCs w:val="false"/>
-          <w:color w:val="000000"/>
-          <w:sz w:val="20"/>
-          <w:szCs w:val="20"/>
-        </w:rPr>
-        <w:t xml:space="preserve"/>
-      </w:r>
-    </w:p>
-    <w:p>
-      <w:pPr>
-        <w:spacing w:after="60"/>
-      </w:pPr>
-      <w:r>
-        <w:rPr>
-          <w:rFonts w:ascii="Times New Roman" w:cs="Times New Roman" w:eastAsia="Times New Roman" w:hAnsi="Times New Roman"/>
-          <w:b w:val="false"/>
-          <w:bCs w:val="false"/>
-          <w:color w:val="000000"/>
-          <w:sz w:val="20"/>
-          <w:szCs w:val="20"/>
-        </w:rPr>
-        <w:t xml:space="preserve">Через то, что не является налогом: автоматизация повторяемых функций, вывод непрофильных задач на аутсорсинг, снижение текучести. На рынке с безработицей около 2% удержание сотрудника обходится дешевле, чем поиск замены.</w:t>
+        <w:t xml:space="preserve">[H3] Можно ли платить сотруднику как самозанятому и экономить взносы?</w:t>
+      </w:r>
+    </w:p>
+    <w:p>
+      <w:pPr>
+        <w:spacing w:after="40"/>
+      </w:pPr>
+      <w:r>
+        <w:rPr>
+          <w:rFonts w:ascii="Times New Roman" w:cs="Times New Roman" w:eastAsia="Times New Roman" w:hAnsi="Times New Roman"/>
+          <w:b w:val="false"/>
+          <w:bCs w:val="false"/>
+          <w:color w:val="000000"/>
+          <w:sz w:val="20"/>
+          <w:szCs w:val="20"/>
+        </w:rPr>
+        <w:t xml:space="preserve"/>
+      </w:r>
+    </w:p>
+    <w:p>
+      <w:pPr>
+        <w:spacing w:after="60"/>
+      </w:pPr>
+      <w:r>
+        <w:rPr>
+          <w:rFonts w:ascii="Times New Roman" w:cs="Times New Roman" w:eastAsia="Times New Roman" w:hAnsi="Times New Roman"/>
+          <w:b w:val="false"/>
+          <w:bCs w:val="false"/>
+          <w:color w:val="000000"/>
+          <w:sz w:val="20"/>
+          <w:szCs w:val="20"/>
+        </w:rPr>
+        <w:t xml:space="preserve">Нет, если отношения фактически трудовые. Инспекция переквалифицирует их и доначислит НДФЛ и взносы за весь период с пенями и штрафом. Работа с самозанятыми допустима, когда она настоящая: проектные задачи, результат, несколько заказчиков.</w:t>
       </w:r>
     </w:p>
     <w:p>
@@ -3343,6 +3279,134 @@
           <w:sz w:val="26"/>
           <w:szCs w:val="26"/>
         </w:rPr>
+        <w:t xml:space="preserve">[H3] Что будет, если льгота по взносам потеряна в середине года?</w:t>
+      </w:r>
+    </w:p>
+    <w:p>
+      <w:pPr>
+        <w:spacing w:after="40"/>
+      </w:pPr>
+      <w:r>
+        <w:rPr>
+          <w:rFonts w:ascii="Times New Roman" w:cs="Times New Roman" w:eastAsia="Times New Roman" w:hAnsi="Times New Roman"/>
+          <w:b w:val="false"/>
+          <w:bCs w:val="false"/>
+          <w:color w:val="000000"/>
+          <w:sz w:val="20"/>
+          <w:szCs w:val="20"/>
+        </w:rPr>
+        <w:t xml:space="preserve"/>
+      </w:r>
+    </w:p>
+    <w:p>
+      <w:pPr>
+        <w:spacing w:after="60"/>
+      </w:pPr>
+      <w:r>
+        <w:rPr>
+          <w:rFonts w:ascii="Times New Roman" w:cs="Times New Roman" w:eastAsia="Times New Roman" w:hAnsi="Times New Roman"/>
+          <w:b w:val="false"/>
+          <w:bCs w:val="false"/>
+          <w:color w:val="000000"/>
+          <w:sz w:val="20"/>
+          <w:szCs w:val="20"/>
+        </w:rPr>
+        <w:t xml:space="preserve">Право утрачивается с начала расчётного периода, в котором допущено несоответствие, и взносы пересчитываются по общим тарифам за весь этот период.</w:t>
+      </w:r>
+    </w:p>
+    <w:p>
+      <w:pPr>
+        <w:spacing w:after="40"/>
+      </w:pPr>
+      <w:r>
+        <w:rPr>
+          <w:rFonts w:ascii="Times New Roman" w:cs="Times New Roman" w:eastAsia="Times New Roman" w:hAnsi="Times New Roman"/>
+          <w:b w:val="false"/>
+          <w:bCs w:val="false"/>
+          <w:color w:val="000000"/>
+          <w:sz w:val="20"/>
+          <w:szCs w:val="20"/>
+        </w:rPr>
+        <w:t xml:space="preserve"/>
+      </w:r>
+    </w:p>
+    <w:p>
+      <w:pPr>
+        <w:spacing w:after="60"/>
+      </w:pPr>
+      <w:r>
+        <w:rPr>
+          <w:rFonts w:ascii="Consolas" w:cs="Consolas" w:eastAsia="Consolas" w:hAnsi="Consolas"/>
+          <w:b/>
+          <w:bCs/>
+          <w:color w:val="806000"/>
+          <w:sz w:val="26"/>
+          <w:szCs w:val="26"/>
+        </w:rPr>
+        <w:t xml:space="preserve">[H3] Как снизить расходы на персонал, если на налогах экономить почти нечем?</w:t>
+      </w:r>
+    </w:p>
+    <w:p>
+      <w:pPr>
+        <w:spacing w:after="40"/>
+      </w:pPr>
+      <w:r>
+        <w:rPr>
+          <w:rFonts w:ascii="Times New Roman" w:cs="Times New Roman" w:eastAsia="Times New Roman" w:hAnsi="Times New Roman"/>
+          <w:b w:val="false"/>
+          <w:bCs w:val="false"/>
+          <w:color w:val="000000"/>
+          <w:sz w:val="20"/>
+          <w:szCs w:val="20"/>
+        </w:rPr>
+        <w:t xml:space="preserve"/>
+      </w:r>
+    </w:p>
+    <w:p>
+      <w:pPr>
+        <w:spacing w:after="60"/>
+      </w:pPr>
+      <w:r>
+        <w:rPr>
+          <w:rFonts w:ascii="Times New Roman" w:cs="Times New Roman" w:eastAsia="Times New Roman" w:hAnsi="Times New Roman"/>
+          <w:b w:val="false"/>
+          <w:bCs w:val="false"/>
+          <w:color w:val="000000"/>
+          <w:sz w:val="20"/>
+          <w:szCs w:val="20"/>
+        </w:rPr>
+        <w:t xml:space="preserve">Через то, что не является налогом: автоматизация повторяемых функций, вывод непрофильных задач на аутсорсинг, снижение текучести. На рынке с безработицей около 2% удержание сотрудника обходится дешевле, чем поиск замены.</w:t>
+      </w:r>
+    </w:p>
+    <w:p>
+      <w:pPr>
+        <w:spacing w:after="40"/>
+      </w:pPr>
+      <w:r>
+        <w:rPr>
+          <w:rFonts w:ascii="Times New Roman" w:cs="Times New Roman" w:eastAsia="Times New Roman" w:hAnsi="Times New Roman"/>
+          <w:b w:val="false"/>
+          <w:bCs w:val="false"/>
+          <w:color w:val="000000"/>
+          <w:sz w:val="20"/>
+          <w:szCs w:val="20"/>
+        </w:rPr>
+        <w:t xml:space="preserve"/>
+      </w:r>
+    </w:p>
+    <w:p>
+      <w:pPr>
+        <w:spacing w:after="60"/>
+      </w:pPr>
+      <w:r>
+        <w:rPr>
+          <w:rFonts w:ascii="Consolas" w:cs="Consolas" w:eastAsia="Consolas" w:hAnsi="Consolas"/>
+          <w:b/>
+          <w:bCs/>
+          <w:color w:val="806000"/>
+          <w:sz w:val="26"/>
+          <w:szCs w:val="26"/>
+        </w:rPr>
         <w:t xml:space="preserve">[H2] Источники</w:t>
       </w:r>
     </w:p>
@@ -3583,7 +3647,7 @@
           <w:sz w:val="20"/>
           <w:szCs w:val="20"/>
         </w:rPr>
-        <w:t xml:space="preserve">Проверка права на пониженный тариф — это сверка основного ОКВЭД с перечнем, расчёт доли доходов и оценка того, не потеряна ли льгота задним числом. Ошибка здесь стоит около 35 000 ₽ в год на каждого сотрудника, а при утрате права взносы пересчитываются за весь период. Если хотите убедиться, что ваша компания тариф не потеряла, и посчитать зарплатную нагрузку на 2026 год, оставьте заявку: проверим ОКВЭД, долю доходов и расчёт взносов на ваших цифрах.</w:t>
+        <w:t xml:space="preserve">Проверка права на пониженный тариф — это сверка основного ОКВЭД с перечнем, расчёт доли доходов и оценка того, не потеряна ли льгота задним числом. Ошибка здесь стоит около 35 000 ₽ в год на каждого сотрудника, а при утрате права взносы пересчитываются за весь период. Если хотите убедиться, что ваша компания тариф не потеряла, и посчитать зарплатную нагрузку на 2026 год, оставьте заявку: проверим ОКВЭД, долю доходов и расчёт взносов на ваших цифрах. Точечный вопрос — пересчёт НДФЛ, отпускные, оформление компенсаций — закрывает консультация бухгалтера по зарплате. Если нужно посмотреть нагрузку целиком, это уже консультация по оптимизации налогов и налоговый консалтинг: считаем, что компания платит сейчас и что останется после того, как будут использованы законные инструменты.</w:t>
       </w:r>
     </w:p>
     <w:p>
@@ -3631,7 +3695,7 @@
           <w:sz w:val="20"/>
           <w:szCs w:val="20"/>
         </w:rPr>
-        <w:t xml:space="preserve">Материал подготовлен при помощи ИИ, проверен экспертом 1+1 Еленой Веневцевой.</w:t>
+        <w:t xml:space="preserve">Материал подготовлен при помощи ИИ, проверен экспертом 1+1 Еленой Хохловой.</w:t>
       </w:r>
     </w:p>
     <w:p>

--- a/05-content/articles/zarplatnye-nalogi/RAZM-statya-4-zarplatnye-nalogi.docx
+++ b/05-content/articles/zarplatnye-nalogi/RAZM-statya-4-zarplatnye-nalogi.docx
@@ -3647,7 +3647,7 @@
           <w:sz w:val="20"/>
           <w:szCs w:val="20"/>
         </w:rPr>
-        <w:t xml:space="preserve">Проверка права на пониженный тариф — это сверка основного ОКВЭД с перечнем, расчёт доли доходов и оценка того, не потеряна ли льгота задним числом. Ошибка здесь стоит около 35 000 ₽ в год на каждого сотрудника, а при утрате права взносы пересчитываются за весь период. Если хотите убедиться, что ваша компания тариф не потеряла, и посчитать зарплатную нагрузку на 2026 год, оставьте заявку: проверим ОКВЭД, долю доходов и расчёт взносов на ваших цифрах. Точечный вопрос — пересчёт НДФЛ, отпускные, оформление компенсаций — закрывает консультация бухгалтера по зарплате. Если нужно посмотреть нагрузку целиком, это уже консультация по оптимизации налогов и налоговый консалтинг: считаем, что компания платит сейчас и что останется после того, как будут использованы законные инструменты.</w:t>
+        <w:t xml:space="preserve">Проверка права на пониженный тариф — это сверка основного ОКВЭД с перечнем, расчёт доли доходов и оценка того, не потеряна ли льгота задним числом. Ошибка здесь стоит около 35 000 ₽ в год на каждого сотрудника, а при утрате права взносы пересчитываются за весь период. Если хотите убедиться, что ваша компания тариф не потеряла, и посчитать зарплатную нагрузку на 2026 год, оставьте заявку: проверим ОКВЭД, долю доходов и расчёт взносов на ваших цифрах. Если вопрос точечный — пересчёт НДФЛ, отпускные, оформление компенсаций, — подойдёт консультация бухгалтера по зарплате.</w:t>
       </w:r>
     </w:p>
     <w:p>
@@ -3695,7 +3695,7 @@
           <w:sz w:val="20"/>
           <w:szCs w:val="20"/>
         </w:rPr>
-        <w:t xml:space="preserve">Материал подготовлен при помощи ИИ, проверен экспертом 1+1 Еленой Хохловой.</w:t>
+        <w:t xml:space="preserve">Материал подготовлен при помощи ИИ, проверен экспертом 1+1 Мариной Даниловой.</w:t>
       </w:r>
     </w:p>
     <w:p>

--- a/05-content/articles/zarplatnye-nalogi/RAZM-statya-4-zarplatnye-nalogi.docx
+++ b/05-content/articles/zarplatnye-nalogi/RAZM-statya-4-zarplatnye-nalogi.docx
@@ -271,39 +271,39 @@
           <w:sz w:val="20"/>
           <w:szCs w:val="20"/>
         </w:rPr>
-        <w:t xml:space="preserve">【META TITLE: Как проверить бухгалтерию: инициативный аудит компании】</w:t>
-      </w:r>
-    </w:p>
-    <w:p>
-      <w:pPr>
-        <w:spacing w:after="60"/>
-      </w:pPr>
-      <w:r>
-        <w:rPr>
-          <w:rFonts w:ascii="Consolas" w:cs="Consolas" w:eastAsia="Consolas" w:hAnsi="Consolas"/>
-          <w:b w:val="false"/>
-          <w:bCs w:val="false"/>
-          <w:color w:val="806000"/>
-          <w:sz w:val="20"/>
-          <w:szCs w:val="20"/>
-        </w:rPr>
-        <w:t xml:space="preserve">【META DESCRIPTION: Зачем проверять работу бухгалтерии, как это сделать самому и что покажет инициативный аудит: виды, порядок проведения и ошибки, которые находят чаще всего.】</w:t>
-      </w:r>
-    </w:p>
-    <w:p>
-      <w:pPr>
-        <w:spacing w:after="60"/>
-      </w:pPr>
-      <w:r>
-        <w:rPr>
-          <w:rFonts w:ascii="Consolas" w:cs="Consolas" w:eastAsia="Consolas" w:hAnsi="Consolas"/>
-          <w:b w:val="false"/>
-          <w:bCs w:val="false"/>
-          <w:color w:val="806000"/>
-          <w:sz w:val="20"/>
-          <w:szCs w:val="20"/>
-        </w:rPr>
-        <w:t xml:space="preserve">【URL: /news/kak-proverit-svoyu-bukhgalteriyu/ — адрес прежний, не менять】</w:t>
+        <w:t xml:space="preserve">【META TITLE: Зарплатные налоги 2026: взносы, НДФЛ и льготы для МСП】</w:t>
+      </w:r>
+    </w:p>
+    <w:p>
+      <w:pPr>
+        <w:spacing w:after="60"/>
+      </w:pPr>
+      <w:r>
+        <w:rPr>
+          <w:rFonts w:ascii="Consolas" w:cs="Consolas" w:eastAsia="Consolas" w:hAnsi="Consolas"/>
+          <w:b w:val="false"/>
+          <w:bCs w:val="false"/>
+          <w:color w:val="806000"/>
+          <w:sz w:val="20"/>
+          <w:szCs w:val="20"/>
+        </w:rPr>
+        <w:t xml:space="preserve">【META DESCRIPTION: Сколько стоит сотрудник в 2026 году: тарифы взносов, шкала НДФЛ, кто сохранил пониженный тариф 15% и на чём можно сэкономить законно. С расчётом на цифрах.】</w:t>
+      </w:r>
+    </w:p>
+    <w:p>
+      <w:pPr>
+        <w:spacing w:after="60"/>
+      </w:pPr>
+      <w:r>
+        <w:rPr>
+          <w:rFonts w:ascii="Consolas" w:cs="Consolas" w:eastAsia="Consolas" w:hAnsi="Consolas"/>
+          <w:b w:val="false"/>
+          <w:bCs w:val="false"/>
+          <w:color w:val="806000"/>
+          <w:sz w:val="20"/>
+          <w:szCs w:val="20"/>
+        </w:rPr>
+        <w:t xml:space="preserve">【URL: оставить прежний — /news/defitsit-kadrov-kak-v-etikh-usloviyakh-ekonomit-na-zarplatnykh-nalogakh/】</w:t>
       </w:r>
     </w:p>
     <w:p>
@@ -3695,7 +3695,7 @@
           <w:sz w:val="20"/>
           <w:szCs w:val="20"/>
         </w:rPr>
-        <w:t xml:space="preserve">Материал подготовлен при помощи ИИ, проверен экспертом 1+1 Мариной Даниловой.</w:t>
+        <w:t xml:space="preserve">Материал подготовлен при помощи ИИ, проверен экспертом 1+1 Еленой Веневцевой.</w:t>
       </w:r>
     </w:p>
     <w:p>

--- a/05-content/articles/zarplatnye-nalogi/RAZM-statya-4-zarplatnye-nalogi.docx
+++ b/05-content/articles/zarplatnye-nalogi/RAZM-statya-4-zarplatnye-nalogi.docx
@@ -15,6 +15,86 @@
           <w:sz w:val="20"/>
           <w:szCs w:val="20"/>
         </w:rPr>
+        <w:t xml:space="preserve">【ЭТОТ ТЕКСТ ЗАМЕНЯЕТ СТАТЬЮ НА САЙТЕ: https://1-plus-1.ru/news/defitsit-kadrov-kak-v-etikh-usloviyakh-ekonomit-na-zarplatnykh-nalogakh/】</w:t>
+      </w:r>
+    </w:p>
+    <w:p>
+      <w:pPr>
+        <w:spacing w:after="60"/>
+      </w:pPr>
+      <w:r>
+        <w:rPr>
+          <w:rFonts w:ascii="Consolas" w:cs="Consolas" w:eastAsia="Consolas" w:hAnsi="Consolas"/>
+          <w:b w:val="false"/>
+          <w:bCs w:val="false"/>
+          <w:color w:val="806000"/>
+          <w:sz w:val="20"/>
+          <w:szCs w:val="20"/>
+        </w:rPr>
+        <w:t xml:space="preserve">【Адрес страницы не меняется — публикуется на том же URL, поверх старого текста.】</w:t>
+      </w:r>
+    </w:p>
+    <w:p>
+      <w:pPr>
+        <w:spacing w:after="40"/>
+      </w:pPr>
+      <w:r>
+        <w:rPr>
+          <w:rFonts w:ascii="Times New Roman" w:cs="Times New Roman" w:eastAsia="Times New Roman" w:hAnsi="Times New Roman"/>
+          <w:b w:val="false"/>
+          <w:bCs w:val="false"/>
+          <w:color w:val="000000"/>
+          <w:sz w:val="20"/>
+          <w:szCs w:val="20"/>
+        </w:rPr>
+        <w:t xml:space="preserve"/>
+      </w:r>
+    </w:p>
+    <w:p>
+      <w:pPr>
+        <w:spacing w:after="60"/>
+      </w:pPr>
+      <w:r>
+        <w:rPr>
+          <w:rFonts w:ascii="Consolas" w:cs="Consolas" w:eastAsia="Consolas" w:hAnsi="Consolas"/>
+          <w:b w:val="false"/>
+          <w:bCs w:val="false"/>
+          <w:color w:val="806000"/>
+          <w:sz w:val="20"/>
+          <w:szCs w:val="20"/>
+        </w:rPr>
+        <w:t xml:space="preserve">──────────────────────────────────────────────────────────────────────</w:t>
+      </w:r>
+    </w:p>
+    <w:p>
+      <w:pPr>
+        <w:spacing w:after="40"/>
+      </w:pPr>
+      <w:r>
+        <w:rPr>
+          <w:rFonts w:ascii="Times New Roman" w:cs="Times New Roman" w:eastAsia="Times New Roman" w:hAnsi="Times New Roman"/>
+          <w:b w:val="false"/>
+          <w:bCs w:val="false"/>
+          <w:color w:val="000000"/>
+          <w:sz w:val="20"/>
+          <w:szCs w:val="20"/>
+        </w:rPr>
+        <w:t xml:space="preserve"/>
+      </w:r>
+    </w:p>
+    <w:p>
+      <w:pPr>
+        <w:spacing w:after="60"/>
+      </w:pPr>
+      <w:r>
+        <w:rPr>
+          <w:rFonts w:ascii="Consolas" w:cs="Consolas" w:eastAsia="Consolas" w:hAnsi="Consolas"/>
+          <w:b w:val="false"/>
+          <w:bCs w:val="false"/>
+          <w:color w:val="806000"/>
+          <w:sz w:val="20"/>
+          <w:szCs w:val="20"/>
+        </w:rPr>
         <w:t xml:space="preserve">ПАМЯТКА ДЛЯ РАЗМЕЩЕНИЯ</w:t>
       </w:r>
     </w:p>
@@ -3695,7 +3775,7 @@
           <w:sz w:val="20"/>
           <w:szCs w:val="20"/>
         </w:rPr>
-        <w:t xml:space="preserve">Материал подготовлен при помощи ИИ, проверен экспертом 1+1 Еленой Веневцевой.</w:t>
+        <w:t xml:space="preserve">Материал подготовлен при помощи ИИ, проверен экспертом 1+1 Марией Кошляк.</w:t>
       </w:r>
     </w:p>
     <w:p>
